--- a/arb/docx/016.content.docx
+++ b/arb/docx/016.content.docx
@@ -22,7 +22,7 @@
         <w:rPr>
           <w:lang w:val="ar_AE" w:bidi="ar_AE"/>
         </w:rPr>
-        <w:t>Resource: Tyndale Open Study Notes</w:t>
+        <w:t>Resource: Aquifer Open Study Notes (Profiles)</w:t>
       </w:r>
       <w:r>
         <w:rPr>
@@ -122,7 +122,7 @@
         <w:rPr>
           <w:lang w:val="ar_AE" w:bidi="ar_AE"/>
         </w:rPr>
-        <w:t>Tyndale Open Study Notes</w:t>
+        <w:t>Aquifer Open Study Notes (Profiles)</w:t>
       </w:r>
     </w:p>
     <w:p>

--- a/arb/docx/016.content.docx
+++ b/arb/docx/016.content.docx
@@ -9,6 +9,8 @@
       </w:pPr>
       <w:r>
         <w:rPr>
+          <w:rtl/>
+          <w:cs/>
           <w:lang w:val="ar_AE" w:bidi="ar_AE"/>
         </w:rPr>
       </w:r>
@@ -20,12 +22,16 @@
       </w:pPr>
       <w:r>
         <w:rPr>
+          <w:rtl/>
+          <w:cs/>
           <w:lang w:val="ar_AE" w:bidi="ar_AE"/>
         </w:rPr>
         <w:t>Resource: Aquifer Open Study Notes (Profiles)</w:t>
       </w:r>
       <w:r>
         <w:rPr>
+          <w:rtl/>
+          <w:cs/>
           <w:lang w:val="ar_AE" w:bidi="ar_AE"/>
         </w:rPr>
       </w:r>
@@ -36,12 +42,16 @@
       </w:pPr>
       <w:r>
         <w:rPr>
+          <w:rtl/>
+          <w:cs/>
           <w:lang w:val="ar_AE" w:bidi="ar_AE"/>
         </w:rPr>
       </w:r>
       <w:r>
         <w:rPr>
           <w:b/>
+          <w:rtl/>
+          <w:cs/>
           <w:lang w:val="ar_AE" w:bidi="ar_AE"/>
         </w:rPr>
         <w:t>Aquifer Open Study Notes (Profiles)</w:t>
@@ -53,35 +63,47 @@
       </w:pPr>
       <w:r>
         <w:rPr>
+          <w:rtl/>
+          <w:cs/>
           <w:lang w:val="ar_AE" w:bidi="ar_AE"/>
         </w:rPr>
       </w:r>
       <w:r>
         <w:rPr>
+          <w:rtl/>
+          <w:cs/>
           <w:lang w:val="ar_AE" w:bidi="ar_AE"/>
         </w:rPr>
         <w:t xml:space="preserve">This work is an adaptation of </w:t>
       </w:r>
       <w:r>
         <w:rPr>
+          <w:rtl/>
+          <w:cs/>
           <w:lang w:val="ar_AE" w:bidi="ar_AE"/>
         </w:rPr>
         <w:t>Tyndale Open Study Notes</w:t>
       </w:r>
       <w:r>
         <w:rPr>
+          <w:rtl/>
+          <w:cs/>
           <w:lang w:val="ar_AE" w:bidi="ar_AE"/>
         </w:rPr>
         <w:t xml:space="preserve"> © 2023 Tyndale House Publishers, licensed under the CC BY-SA 4.0 license. The adaptation, </w:t>
       </w:r>
       <w:r>
         <w:rPr>
+          <w:rtl/>
+          <w:cs/>
           <w:lang w:val="ar_AE" w:bidi="ar_AE"/>
         </w:rPr>
         <w:t>Aquifer Open Study Notes</w:t>
       </w:r>
       <w:r>
         <w:rPr>
+          <w:rtl/>
+          <w:cs/>
           <w:lang w:val="ar_AE" w:bidi="ar_AE"/>
         </w:rPr>
         <w:t>, was created by Mission Mutual and is also licensed under CC BY-SA 4.0.</w:t>
@@ -93,22 +115,30 @@
       </w:pPr>
       <w:r>
         <w:rPr>
+          <w:rtl/>
+          <w:cs/>
           <w:lang w:val="ar_AE" w:bidi="ar_AE"/>
         </w:rPr>
       </w:r>
       <w:r>
         <w:rPr>
+          <w:rtl/>
+          <w:cs/>
           <w:lang w:val="ar_AE" w:bidi="ar_AE"/>
         </w:rPr>
         <w:t>This resource has been adapted into multiple languages, including English, Tok Pisin, Arabic (عربي), French (Français), Hindi (हिंदी), Indonesian (Bahasa Indonesia), Portuguese (Português), Russian (Русский), Spanish (Español), Swahili (Kiswahili), and Simplified Chinese (简体中文).</w:t>
       </w:r>
       <w:r>
         <w:rPr>
+          <w:rtl/>
+          <w:cs/>
           <w:lang w:val="ar_AE" w:bidi="ar_AE"/>
         </w:rPr>
       </w:r>
       <w:r>
         <w:rPr>
+          <w:rtl/>
+          <w:cs/>
           <w:lang w:val="ar_AE" w:bidi="ar_AE"/>
         </w:rPr>
       </w:r>
@@ -120,6 +150,8 @@
       </w:pPr>
       <w:r>
         <w:rPr>
+          <w:rtl/>
+          <w:cs/>
           <w:lang w:val="ar_AE" w:bidi="ar_AE"/>
         </w:rPr>
         <w:t>Aquifer Open Study Notes (Profiles)</w:t>
@@ -149,6 +181,8 @@
       </w:pPr>
       <w:r>
         <w:rPr>
+          <w:rtl/>
+          <w:cs/>
           <w:lang w:val="ar_AE" w:bidi="ar_AE"/>
         </w:rPr>
       </w:r>
@@ -160,12 +194,16 @@
       </w:pPr>
       <w:r>
         <w:rPr>
+          <w:rtl/>
+          <w:cs/>
           <w:lang w:val="ar_AE" w:bidi="ar_AE"/>
         </w:rPr>
         <w:t>ز</w:t>
       </w:r>
       <w:r>
         <w:rPr>
+          <w:rtl/>
+          <w:cs/>
           <w:lang w:val="ar_AE" w:bidi="ar_AE"/>
         </w:rPr>
       </w:r>
@@ -176,22 +214,30 @@
       </w:pPr>
       <w:r>
         <w:rPr>
+          <w:rtl/>
+          <w:cs/>
           <w:lang w:val="ar_AE" w:bidi="ar_AE"/>
         </w:rPr>
       </w:r>
       <w:r>
         <w:rPr>
+          <w:rtl/>
+          <w:cs/>
           <w:lang w:val="ar_AE" w:bidi="ar_AE"/>
         </w:rPr>
         <w:t xml:space="preserve"> </w:t>
       </w:r>
       <w:r>
         <w:rPr>
+          <w:rtl/>
+          <w:cs/>
           <w:lang w:val="ar_AE" w:bidi="ar_AE"/>
         </w:rPr>
       </w:r>
       <w:r>
         <w:rPr>
+          <w:rtl/>
+          <w:cs/>
           <w:lang w:val="ar_AE" w:bidi="ar_AE"/>
         </w:rPr>
       </w:r>
@@ -217,6 +263,8 @@
       </w:pPr>
       <w:r>
         <w:rPr>
+          <w:rtl/>
+          <w:cs/>
           <w:lang w:val="ar_AE" w:bidi="ar_AE"/>
         </w:rPr>
       </w:r>
@@ -228,12 +276,16 @@
       </w:pPr>
       <w:r>
         <w:rPr>
+          <w:rtl/>
+          <w:cs/>
           <w:lang w:val="ar_AE" w:bidi="ar_AE"/>
         </w:rPr>
         <w:t>زَرُبَّابِل</w:t>
       </w:r>
       <w:r>
         <w:rPr>
+          <w:rtl/>
+          <w:cs/>
           <w:lang w:val="ar_AE" w:bidi="ar_AE"/>
         </w:rPr>
       </w:r>
@@ -244,11 +296,15 @@
       </w:pPr>
       <w:r>
         <w:rPr>
+          <w:rtl/>
+          <w:cs/>
           <w:lang w:val="ar_AE" w:bidi="ar_AE"/>
         </w:rPr>
       </w:r>
       <w:r>
         <w:rPr>
+          <w:rtl/>
+          <w:cs/>
           <w:lang w:val="ar_AE" w:bidi="ar_AE"/>
         </w:rPr>
         <w:t>زربابل رجل يهودي وُلد في بابل. ثم انتقل إلى يهوذا في عام 538 قبل الميلاد حاكمًا لأورشليم تحت حكم الفُرس. سمح كورش، ملك فارس، لليهود الذين جرى سبيهم ونفيهم من يهوذا بالعودة إلى أرضهم. قاد زربابل إحدى أولى مجموعات هؤلاء المسبيين العائدين.</w:t>
@@ -260,11 +316,15 @@
       </w:pPr>
       <w:r>
         <w:rPr>
+          <w:rtl/>
+          <w:cs/>
           <w:lang w:val="ar_AE" w:bidi="ar_AE"/>
         </w:rPr>
       </w:r>
       <w:r>
         <w:rPr>
+          <w:rtl/>
+          <w:cs/>
           <w:lang w:val="ar_AE" w:bidi="ar_AE"/>
         </w:rPr>
         <w:t>وصل زربّابل إلى يهوذا لإعادة بناء الهيكل، وابتدأ أولًا بالمذبح. وبمجرد أن صار القدس جاهزًا استأُنفت العبادة بتقديم بالذبائح. ومع ذلك، أوقفت المعارضة المحلية عملية البناء. وقد تأثر اليهود بهم إذ فقدوا تركيزهم إلى أن أعاد وعظ حجّي وزكريّا تحفيزهم على البَدْء في العمل من جديد. أدّى زربّابل دورًا محوريًا في قيادة الشعب، وترتيب إعادة البناء، الذي استغرق حوالي ست سنوات، من 520 إلى 515 قبل الميلاد.</w:t>
@@ -276,11 +336,15 @@
       </w:pPr>
       <w:r>
         <w:rPr>
+          <w:rtl/>
+          <w:cs/>
           <w:lang w:val="ar_AE" w:bidi="ar_AE"/>
         </w:rPr>
       </w:r>
       <w:r>
         <w:rPr>
+          <w:rtl/>
+          <w:cs/>
           <w:lang w:val="ar_AE" w:bidi="ar_AE"/>
         </w:rPr>
         <w:t>انتظر كثيرون إنجازات عظيمة من زربّابل لأنه كان ينتمي إلى عائلة الملك داود (</w:t>
@@ -288,6 +352,8 @@
       <w:hyperlink r:id="rId13">
         <w:r>
           <w:rPr>
+            <w:rtl/>
+            <w:cs/>
             <w:lang w:val="ar_AE" w:bidi="ar_AE"/>
           </w:rPr>
           <w:rPr>
@@ -299,6 +365,8 @@
       </w:hyperlink>
       <w:r>
         <w:rPr>
+          <w:rtl/>
+          <w:cs/>
           <w:lang w:val="ar_AE" w:bidi="ar_AE"/>
         </w:rPr>
         <w:t>). يصف زكريّا وحجّي زربّابل بتعبيرات مسيانية باعتباره المختار من الله لاسترداد إسرائيل (</w:t>
@@ -306,6 +374,8 @@
       <w:hyperlink r:id="rId14">
         <w:r>
           <w:rPr>
+            <w:rtl/>
+            <w:cs/>
             <w:lang w:val="ar_AE" w:bidi="ar_AE"/>
           </w:rPr>
           <w:rPr>
@@ -317,6 +387,8 @@
       </w:hyperlink>
       <w:r>
         <w:rPr>
+          <w:rtl/>
+          <w:cs/>
           <w:lang w:val="ar_AE" w:bidi="ar_AE"/>
         </w:rPr>
         <w:t xml:space="preserve">؛ </w:t>
@@ -324,6 +396,8 @@
       <w:hyperlink r:id="rId15">
         <w:r>
           <w:rPr>
+            <w:rtl/>
+            <w:cs/>
             <w:lang w:val="ar_AE" w:bidi="ar_AE"/>
           </w:rPr>
           <w:rPr>
@@ -335,6 +409,8 @@
       </w:hyperlink>
       <w:r>
         <w:rPr>
+          <w:rtl/>
+          <w:cs/>
           <w:lang w:val="ar_AE" w:bidi="ar_AE"/>
         </w:rPr>
         <w:t>). ومع ذلك، سرعان ما اختفى زربّابل من القصة الكتابية دون توضيح. لم يكن هذا الحاكم المبكر ليهوذا هو المسيّا المًنتظر. إنما بالأحرى من سيضطلع بهذا الدور المجيد هو يسوع المسيح، أحد أحفاد زربّابل (</w:t>
@@ -342,6 +418,8 @@
       <w:hyperlink r:id="rId16">
         <w:r>
           <w:rPr>
+            <w:rtl/>
+            <w:cs/>
             <w:lang w:val="ar_AE" w:bidi="ar_AE"/>
           </w:rPr>
           <w:rPr>
@@ -353,6 +431,8 @@
       </w:hyperlink>
       <w:r>
         <w:rPr>
+          <w:rtl/>
+          <w:cs/>
           <w:lang w:val="ar_AE" w:bidi="ar_AE"/>
         </w:rPr>
         <w:t>).</w:t>
@@ -364,12 +444,16 @@
       </w:pPr>
       <w:r>
         <w:rPr>
+          <w:rtl/>
+          <w:cs/>
           <w:lang w:val="ar_AE" w:bidi="ar_AE"/>
         </w:rPr>
       </w:r>
       <w:r>
         <w:rPr>
           <w:u w:val="single"/>
+          <w:rtl/>
+          <w:cs/>
           <w:lang w:val="ar_AE" w:bidi="ar_AE"/>
         </w:rPr>
         <w:t>مقاطع كتابية لدراسة أعمق</w:t>
@@ -381,12 +465,16 @@
       </w:pPr>
       <w:r>
         <w:rPr>
+          <w:rtl/>
+          <w:cs/>
           <w:lang w:val="ar_AE" w:bidi="ar_AE"/>
         </w:rPr>
       </w:r>
       <w:hyperlink r:id="rId17">
         <w:r>
           <w:rPr>
+            <w:rtl/>
+            <w:cs/>
             <w:lang w:val="ar_AE" w:bidi="ar_AE"/>
           </w:rPr>
           <w:rPr>
@@ -398,6 +486,8 @@
       </w:hyperlink>
       <w:r>
         <w:rPr>
+          <w:rtl/>
+          <w:cs/>
           <w:lang w:val="ar_AE" w:bidi="ar_AE"/>
         </w:rPr>
         <w:t xml:space="preserve">؛ </w:t>
@@ -405,6 +495,8 @@
       <w:hyperlink r:id="rId18">
         <w:r>
           <w:rPr>
+            <w:rtl/>
+            <w:cs/>
             <w:lang w:val="ar_AE" w:bidi="ar_AE"/>
           </w:rPr>
           <w:rPr>
@@ -416,6 +508,8 @@
       </w:hyperlink>
       <w:r>
         <w:rPr>
+          <w:rtl/>
+          <w:cs/>
           <w:lang w:val="ar_AE" w:bidi="ar_AE"/>
         </w:rPr>
         <w:t xml:space="preserve">؛ </w:t>
@@ -423,6 +517,8 @@
       <w:hyperlink r:id="rId19">
         <w:r>
           <w:rPr>
+            <w:rtl/>
+            <w:cs/>
             <w:lang w:val="ar_AE" w:bidi="ar_AE"/>
           </w:rPr>
           <w:rPr>
@@ -434,6 +530,8 @@
       </w:hyperlink>
       <w:r>
         <w:rPr>
+          <w:rtl/>
+          <w:cs/>
           <w:lang w:val="ar_AE" w:bidi="ar_AE"/>
         </w:rPr>
         <w:t xml:space="preserve">؛ </w:t>
@@ -441,6 +539,8 @@
       <w:hyperlink r:id="rId20">
         <w:r>
           <w:rPr>
+            <w:rtl/>
+            <w:cs/>
             <w:lang w:val="ar_AE" w:bidi="ar_AE"/>
           </w:rPr>
           <w:rPr>
@@ -452,6 +552,8 @@
       </w:hyperlink>
       <w:r>
         <w:rPr>
+          <w:rtl/>
+          <w:cs/>
           <w:lang w:val="ar_AE" w:bidi="ar_AE"/>
         </w:rPr>
         <w:t xml:space="preserve">؛ </w:t>
@@ -459,6 +561,8 @@
       <w:hyperlink r:id="rId16">
         <w:r>
           <w:rPr>
+            <w:rtl/>
+            <w:cs/>
             <w:lang w:val="ar_AE" w:bidi="ar_AE"/>
           </w:rPr>
           <w:rPr>
@@ -470,11 +574,15 @@
       </w:hyperlink>
       <w:r>
         <w:rPr>
+          <w:rtl/>
+          <w:cs/>
           <w:lang w:val="ar_AE" w:bidi="ar_AE"/>
         </w:rPr>
       </w:r>
       <w:r>
         <w:rPr>
+          <w:rtl/>
+          <w:cs/>
           <w:lang w:val="ar_AE" w:bidi="ar_AE"/>
         </w:rPr>
       </w:r>

--- a/arb/docx/016.content.docx
+++ b/arb/docx/016.content.docx
@@ -349,20 +349,14 @@
         </w:rPr>
         <w:t>انتظر كثيرون إنجازات عظيمة من زربّابل لأنه كان ينتمي إلى عائلة الملك داود (</w:t>
       </w:r>
-      <w:hyperlink r:id="rId13">
-        <w:r>
-          <w:rPr>
-            <w:rtl/>
-            <w:cs/>
-            <w:lang w:val="ar_AE" w:bidi="ar_AE"/>
-          </w:rPr>
-          <w:rPr>
-            <w:color w:val="0000EE"/>
-            <w:u w:val="single"/>
-          </w:rPr>
-          <w:t>1أخبار الأيام 3:1–19</w:t>
-        </w:r>
-      </w:hyperlink>
+      <w:r>
+        <w:rPr>
+          <w:rtl/>
+          <w:cs/>
+          <w:lang w:val="ar_AE" w:bidi="ar_AE"/>
+        </w:rPr>
+        <w:t>1أخبار الأيام 3:1–19</w:t>
+      </w:r>
       <w:r>
         <w:rPr>
           <w:rtl/>
@@ -371,20 +365,14 @@
         </w:rPr>
         <w:t>). يصف زكريّا وحجّي زربّابل بتعبيرات مسيانية باعتباره المختار من الله لاسترداد إسرائيل (</w:t>
       </w:r>
-      <w:hyperlink r:id="rId14">
-        <w:r>
-          <w:rPr>
-            <w:rtl/>
-            <w:cs/>
-            <w:lang w:val="ar_AE" w:bidi="ar_AE"/>
-          </w:rPr>
-          <w:rPr>
-            <w:color w:val="0000EE"/>
-            <w:u w:val="single"/>
-          </w:rPr>
-          <w:t>حجّي 2:21–23</w:t>
-        </w:r>
-      </w:hyperlink>
+      <w:r>
+        <w:rPr>
+          <w:rtl/>
+          <w:cs/>
+          <w:lang w:val="ar_AE" w:bidi="ar_AE"/>
+        </w:rPr>
+        <w:t>حجّي 2:21–23</w:t>
+      </w:r>
       <w:r>
         <w:rPr>
           <w:rtl/>
@@ -393,20 +381,14 @@
         </w:rPr>
         <w:t xml:space="preserve">؛ </w:t>
       </w:r>
-      <w:hyperlink r:id="rId15">
-        <w:r>
-          <w:rPr>
-            <w:rtl/>
-            <w:cs/>
-            <w:lang w:val="ar_AE" w:bidi="ar_AE"/>
-          </w:rPr>
-          <w:rPr>
-            <w:color w:val="0000EE"/>
-            <w:u w:val="single"/>
-          </w:rPr>
-          <w:t>زكريّا 4:6–7</w:t>
-        </w:r>
-      </w:hyperlink>
+      <w:r>
+        <w:rPr>
+          <w:rtl/>
+          <w:cs/>
+          <w:lang w:val="ar_AE" w:bidi="ar_AE"/>
+        </w:rPr>
+        <w:t>زكريّا 4:6–7</w:t>
+      </w:r>
       <w:r>
         <w:rPr>
           <w:rtl/>
@@ -415,20 +397,14 @@
         </w:rPr>
         <w:t>). ومع ذلك، سرعان ما اختفى زربّابل من القصة الكتابية دون توضيح. لم يكن هذا الحاكم المبكر ليهوذا هو المسيّا المًنتظر. إنما بالأحرى من سيضطلع بهذا الدور المجيد هو يسوع المسيح، أحد أحفاد زربّابل (</w:t>
       </w:r>
-      <w:hyperlink r:id="rId16">
-        <w:r>
-          <w:rPr>
-            <w:rtl/>
-            <w:cs/>
-            <w:lang w:val="ar_AE" w:bidi="ar_AE"/>
-          </w:rPr>
-          <w:rPr>
-            <w:color w:val="0000EE"/>
-            <w:u w:val="single"/>
-          </w:rPr>
-          <w:t>متّى 1:12</w:t>
-        </w:r>
-      </w:hyperlink>
+      <w:r>
+        <w:rPr>
+          <w:rtl/>
+          <w:cs/>
+          <w:lang w:val="ar_AE" w:bidi="ar_AE"/>
+        </w:rPr>
+        <w:t>متّى 1:12</w:t>
+      </w:r>
       <w:r>
         <w:rPr>
           <w:rtl/>
@@ -470,20 +446,14 @@
           <w:lang w:val="ar_AE" w:bidi="ar_AE"/>
         </w:rPr>
       </w:r>
-      <w:hyperlink r:id="rId17">
-        <w:r>
-          <w:rPr>
-            <w:rtl/>
-            <w:cs/>
-            <w:lang w:val="ar_AE" w:bidi="ar_AE"/>
-          </w:rPr>
-          <w:rPr>
-            <w:color w:val="0000EE"/>
-            <w:u w:val="single"/>
-          </w:rPr>
-          <w:t>عزرا 2:1–6:22</w:t>
-        </w:r>
-      </w:hyperlink>
+      <w:r>
+        <w:rPr>
+          <w:rtl/>
+          <w:cs/>
+          <w:lang w:val="ar_AE" w:bidi="ar_AE"/>
+        </w:rPr>
+        <w:t>عزرا 2:1–6:22</w:t>
+      </w:r>
       <w:r>
         <w:rPr>
           <w:rtl/>
@@ -492,20 +462,14 @@
         </w:rPr>
         <w:t xml:space="preserve">؛ </w:t>
       </w:r>
-      <w:hyperlink r:id="rId18">
-        <w:r>
-          <w:rPr>
-            <w:rtl/>
-            <w:cs/>
-            <w:lang w:val="ar_AE" w:bidi="ar_AE"/>
-          </w:rPr>
-          <w:rPr>
-            <w:color w:val="0000EE"/>
-            <w:u w:val="single"/>
-          </w:rPr>
-          <w:t>نحميا 7:7</w:t>
-        </w:r>
-      </w:hyperlink>
+      <w:r>
+        <w:rPr>
+          <w:rtl/>
+          <w:cs/>
+          <w:lang w:val="ar_AE" w:bidi="ar_AE"/>
+        </w:rPr>
+        <w:t>نحميا 7:7</w:t>
+      </w:r>
       <w:r>
         <w:rPr>
           <w:rtl/>
@@ -514,20 +478,14 @@
         </w:rPr>
         <w:t xml:space="preserve">؛ </w:t>
       </w:r>
-      <w:hyperlink r:id="rId19">
-        <w:r>
-          <w:rPr>
-            <w:rtl/>
-            <w:cs/>
-            <w:lang w:val="ar_AE" w:bidi="ar_AE"/>
-          </w:rPr>
-          <w:rPr>
-            <w:color w:val="0000EE"/>
-            <w:u w:val="single"/>
-          </w:rPr>
-          <w:t>حجي 1:12–2:23</w:t>
-        </w:r>
-      </w:hyperlink>
+      <w:r>
+        <w:rPr>
+          <w:rtl/>
+          <w:cs/>
+          <w:lang w:val="ar_AE" w:bidi="ar_AE"/>
+        </w:rPr>
+        <w:t>حجي 1:12–2:23</w:t>
+      </w:r>
       <w:r>
         <w:rPr>
           <w:rtl/>
@@ -536,20 +494,14 @@
         </w:rPr>
         <w:t xml:space="preserve">؛ </w:t>
       </w:r>
-      <w:hyperlink r:id="rId20">
-        <w:r>
-          <w:rPr>
-            <w:rtl/>
-            <w:cs/>
-            <w:lang w:val="ar_AE" w:bidi="ar_AE"/>
-          </w:rPr>
-          <w:rPr>
-            <w:color w:val="0000EE"/>
-            <w:u w:val="single"/>
-          </w:rPr>
-          <w:t>زكريا 4:1–14</w:t>
-        </w:r>
-      </w:hyperlink>
+      <w:r>
+        <w:rPr>
+          <w:rtl/>
+          <w:cs/>
+          <w:lang w:val="ar_AE" w:bidi="ar_AE"/>
+        </w:rPr>
+        <w:t>زكريا 4:1–14</w:t>
+      </w:r>
       <w:r>
         <w:rPr>
           <w:rtl/>
@@ -558,20 +510,14 @@
         </w:rPr>
         <w:t xml:space="preserve">؛ </w:t>
       </w:r>
-      <w:hyperlink r:id="rId16">
-        <w:r>
-          <w:rPr>
-            <w:rtl/>
-            <w:cs/>
-            <w:lang w:val="ar_AE" w:bidi="ar_AE"/>
-          </w:rPr>
-          <w:rPr>
-            <w:color w:val="0000EE"/>
-            <w:u w:val="single"/>
-          </w:rPr>
-          <w:t>متى 1:12.</w:t>
-        </w:r>
-      </w:hyperlink>
+      <w:r>
+        <w:rPr>
+          <w:rtl/>
+          <w:cs/>
+          <w:lang w:val="ar_AE" w:bidi="ar_AE"/>
+        </w:rPr>
+        <w:t>متى 1:12.</w:t>
+      </w:r>
       <w:r>
         <w:rPr>
           <w:rtl/>
